--- a/a_siach_shai/a_siach_shai/c_siach_shai_mishnayos/a_zeraim_mishnayos/a_berachos_mishnayos/perek_2_mishnayos_berachos/mishna_2_perek_2_berachos.docx
+++ b/a_siach_shai/a_siach_shai/c_siach_shai_mishnayos/a_zeraim_mishnayos/a_berachos_mishnayos/perek_2_mishnayos_berachos/mishna_2_perek_2_berachos.docx
@@ -1383,7 +1383,9 @@
     <w:p>
       <w:pPr>
         <w:pStyle w:val="FootnoteText"/>
-        <w:rPr/>
+        <w:rPr>
+          <w:rFonts w:cs="Noto Rashi Hebrew"/>
+        </w:rPr>
       </w:pPr>
       <w:r>
         <w:rPr>
@@ -1393,12 +1395,14 @@
       </w:r>
       <w:r>
         <w:rPr>
+          <w:rFonts w:cs="Noto Rashi Hebrew"/>
           <w:rtl w:val="true"/>
         </w:rPr>
         <w:tab/>
       </w:r>
       <w:r>
         <w:rPr>
+          <w:rFonts w:cs="Noto Rashi Hebrew"/>
           <w:b/>
           <w:b/>
           <w:bCs/>
@@ -1408,6 +1412,7 @@
       </w:r>
       <w:r>
         <w:rPr>
+          <w:rFonts w:cs="Noto Rashi Hebrew"/>
           <w:b/>
           <w:bCs/>
           <w:rtl w:val="true"/>
@@ -1423,30 +1428,22 @@
           <w:numId w:val="2"/>
         </w:numPr>
         <w:rPr>
-          <w:b w:val="false"/>
-          <w:bCs w:val="false"/>
-        </w:rPr>
-      </w:pPr>
-      <w:r>
-        <w:rPr>
-          <w:b w:val="false"/>
-          <w:b w:val="false"/>
-          <w:bCs w:val="false"/>
-          <w:rtl w:val="true"/>
-        </w:rPr>
-        <w:t>חמשה</w:t>
-      </w:r>
-      <w:r>
-        <w:rPr>
-          <w:b w:val="false"/>
-          <w:b w:val="false"/>
-          <w:bCs w:val="false"/>
-          <w:rtl w:val="true"/>
-        </w:rPr>
-        <w:t xml:space="preserve"> מקומות נחשבים </w:t>
-      </w:r>
-      <w:r>
-        <w:rPr>
+          <w:rFonts w:cs="Noto Rashi Hebrew"/>
+        </w:rPr>
+      </w:pPr>
+      <w:r>
+        <w:rPr>
+          <w:rFonts w:cs="Noto Rashi Hebrew"/>
+          <w:b w:val="false"/>
+          <w:b w:val="false"/>
+          <w:bCs w:val="false"/>
+          <w:rtl w:val="true"/>
+        </w:rPr>
+        <w:t xml:space="preserve">חמשה מקומות נחשבים </w:t>
+      </w:r>
+      <w:r>
+        <w:rPr>
+          <w:rFonts w:cs="Noto Rashi Hebrew"/>
           <w:b w:val="false"/>
           <w:bCs w:val="false"/>
           <w:rtl w:val="true"/>
@@ -1455,6 +1452,7 @@
       </w:r>
       <w:r>
         <w:rPr>
+          <w:rFonts w:cs="Noto Rashi Hebrew"/>
           <w:b w:val="false"/>
           <w:b w:val="false"/>
           <w:bCs w:val="false"/>
@@ -1464,6 +1462,7 @@
       </w:r>
       <w:r>
         <w:rPr>
+          <w:rFonts w:cs="Noto Rashi Hebrew"/>
           <w:b w:val="false"/>
           <w:bCs w:val="false"/>
           <w:rtl w:val="true"/>
@@ -1479,12 +1478,12 @@
           <w:numId w:val="2"/>
         </w:numPr>
         <w:rPr>
-          <w:b w:val="false"/>
-          <w:bCs w:val="false"/>
-        </w:rPr>
-      </w:pPr>
-      <w:r>
-        <w:rPr>
+          <w:rFonts w:cs="Noto Rashi Hebrew"/>
+        </w:rPr>
+      </w:pPr>
+      <w:r>
+        <w:rPr>
+          <w:rFonts w:cs="Noto Rashi Hebrew"/>
           <w:b w:val="false"/>
           <w:b w:val="false"/>
           <w:bCs w:val="false"/>
@@ -1494,6 +1493,7 @@
       </w:r>
       <w:r>
         <w:rPr>
+          <w:rFonts w:cs="Noto Rashi Hebrew"/>
           <w:b w:val="false"/>
           <w:bCs w:val="false"/>
           <w:rtl w:val="true"/>
@@ -1509,30 +1509,22 @@
           <w:numId w:val="2"/>
         </w:numPr>
         <w:rPr>
-          <w:b w:val="false"/>
-          <w:bCs w:val="false"/>
-        </w:rPr>
-      </w:pPr>
-      <w:r>
-        <w:rPr>
-          <w:b w:val="false"/>
-          <w:b w:val="false"/>
-          <w:bCs w:val="false"/>
-          <w:rtl w:val="true"/>
-        </w:rPr>
-        <w:t>בין שניה ל</w:t>
-      </w:r>
-      <w:r>
-        <w:rPr>
-          <w:b w:val="false"/>
-          <w:b w:val="false"/>
-          <w:bCs w:val="false"/>
-          <w:rtl w:val="true"/>
-        </w:rPr>
-        <w:t xml:space="preserve">פרשת </w:t>
-      </w:r>
-      <w:r>
-        <w:rPr>
+          <w:rFonts w:cs="Noto Rashi Hebrew"/>
+        </w:rPr>
+      </w:pPr>
+      <w:r>
+        <w:rPr>
+          <w:rFonts w:cs="Noto Rashi Hebrew"/>
+          <w:b w:val="false"/>
+          <w:b w:val="false"/>
+          <w:bCs w:val="false"/>
+          <w:rtl w:val="true"/>
+        </w:rPr>
+        <w:t xml:space="preserve">בין שניה לפרשת </w:t>
+      </w:r>
+      <w:r>
+        <w:rPr>
+          <w:rFonts w:cs="Noto Rashi Hebrew"/>
           <w:b w:val="false"/>
           <w:bCs w:val="false"/>
           <w:rtl w:val="true"/>
@@ -1541,24 +1533,17 @@
       </w:r>
       <w:r>
         <w:rPr>
-          <w:b w:val="false"/>
-          <w:b w:val="false"/>
-          <w:bCs w:val="false"/>
-          <w:rtl w:val="true"/>
-        </w:rPr>
-        <w:t xml:space="preserve">שמע </w:t>
-      </w:r>
-      <w:r>
-        <w:rPr>
-          <w:b w:val="false"/>
-          <w:b w:val="false"/>
-          <w:bCs w:val="false"/>
-          <w:rtl w:val="true"/>
-        </w:rPr>
-        <w:t>ישראל</w:t>
-      </w:r>
-      <w:r>
-        <w:rPr>
+          <w:rFonts w:cs="Noto Rashi Hebrew"/>
+          <w:b w:val="false"/>
+          <w:b w:val="false"/>
+          <w:bCs w:val="false"/>
+          <w:rtl w:val="true"/>
+        </w:rPr>
+        <w:t>שמע ישראל</w:t>
+      </w:r>
+      <w:r>
+        <w:rPr>
+          <w:rFonts w:cs="Noto Rashi Hebrew"/>
           <w:b w:val="false"/>
           <w:bCs w:val="false"/>
           <w:rtl w:val="true"/>
@@ -1574,30 +1559,22 @@
           <w:numId w:val="2"/>
         </w:numPr>
         <w:rPr>
-          <w:b w:val="false"/>
-          <w:bCs w:val="false"/>
-        </w:rPr>
-      </w:pPr>
-      <w:r>
-        <w:rPr>
-          <w:b w:val="false"/>
-          <w:b w:val="false"/>
-          <w:bCs w:val="false"/>
-          <w:rtl w:val="true"/>
-        </w:rPr>
-        <w:t xml:space="preserve">בין </w:t>
-      </w:r>
-      <w:r>
-        <w:rPr>
-          <w:b w:val="false"/>
-          <w:b w:val="false"/>
-          <w:bCs w:val="false"/>
-          <w:rtl w:val="true"/>
-        </w:rPr>
-        <w:t xml:space="preserve">פרשת </w:t>
-      </w:r>
-      <w:r>
-        <w:rPr>
+          <w:rFonts w:cs="Noto Rashi Hebrew"/>
+        </w:rPr>
+      </w:pPr>
+      <w:r>
+        <w:rPr>
+          <w:rFonts w:cs="Noto Rashi Hebrew"/>
+          <w:b w:val="false"/>
+          <w:b w:val="false"/>
+          <w:bCs w:val="false"/>
+          <w:rtl w:val="true"/>
+        </w:rPr>
+        <w:t xml:space="preserve">בין פרשת </w:t>
+      </w:r>
+      <w:r>
+        <w:rPr>
+          <w:rFonts w:cs="Noto Rashi Hebrew"/>
           <w:b w:val="false"/>
           <w:bCs w:val="false"/>
           <w:rtl w:val="true"/>
@@ -1606,24 +1583,17 @@
       </w:r>
       <w:r>
         <w:rPr>
-          <w:b w:val="false"/>
-          <w:b w:val="false"/>
-          <w:bCs w:val="false"/>
-          <w:rtl w:val="true"/>
-        </w:rPr>
-        <w:t xml:space="preserve">שמע </w:t>
-      </w:r>
-      <w:r>
-        <w:rPr>
-          <w:b w:val="false"/>
-          <w:b w:val="false"/>
-          <w:bCs w:val="false"/>
-          <w:rtl w:val="true"/>
-        </w:rPr>
-        <w:t>ישראל</w:t>
-      </w:r>
-      <w:r>
-        <w:rPr>
+          <w:rFonts w:cs="Noto Rashi Hebrew"/>
+          <w:b w:val="false"/>
+          <w:b w:val="false"/>
+          <w:bCs w:val="false"/>
+          <w:rtl w:val="true"/>
+        </w:rPr>
+        <w:t>שמע ישראל</w:t>
+      </w:r>
+      <w:r>
+        <w:rPr>
+          <w:rFonts w:cs="Noto Rashi Hebrew"/>
           <w:b w:val="false"/>
           <w:bCs w:val="false"/>
           <w:rtl w:val="true"/>
@@ -1632,24 +1602,17 @@
       </w:r>
       <w:r>
         <w:rPr>
-          <w:b w:val="false"/>
-          <w:b w:val="false"/>
-          <w:bCs w:val="false"/>
-          <w:rtl w:val="true"/>
-        </w:rPr>
-        <w:t>לפרשת</w:t>
-      </w:r>
-      <w:r>
-        <w:rPr>
-          <w:b w:val="false"/>
-          <w:b w:val="false"/>
-          <w:bCs w:val="false"/>
-          <w:rtl w:val="true"/>
-        </w:rPr>
-        <w:t xml:space="preserve"> </w:t>
-      </w:r>
-      <w:r>
-        <w:rPr>
+          <w:rFonts w:cs="Noto Rashi Hebrew"/>
+          <w:b w:val="false"/>
+          <w:b w:val="false"/>
+          <w:bCs w:val="false"/>
+          <w:rtl w:val="true"/>
+        </w:rPr>
+        <w:t xml:space="preserve">לפרשת </w:t>
+      </w:r>
+      <w:r>
+        <w:rPr>
+          <w:rFonts w:cs="Noto Rashi Hebrew"/>
           <w:b w:val="false"/>
           <w:bCs w:val="false"/>
           <w:rtl w:val="true"/>
@@ -1658,6 +1621,7 @@
       </w:r>
       <w:r>
         <w:rPr>
+          <w:rFonts w:cs="Noto Rashi Hebrew"/>
           <w:b w:val="false"/>
           <w:b w:val="false"/>
           <w:bCs w:val="false"/>
@@ -1667,6 +1631,7 @@
       </w:r>
       <w:r>
         <w:rPr>
+          <w:rFonts w:cs="Noto Rashi Hebrew"/>
           <w:b w:val="false"/>
           <w:bCs w:val="false"/>
           <w:rtl w:val="true"/>
@@ -1682,30 +1647,22 @@
           <w:numId w:val="2"/>
         </w:numPr>
         <w:rPr>
-          <w:b w:val="false"/>
-          <w:bCs w:val="false"/>
-        </w:rPr>
-      </w:pPr>
-      <w:r>
-        <w:rPr>
-          <w:b w:val="false"/>
-          <w:b w:val="false"/>
-          <w:bCs w:val="false"/>
-          <w:rtl w:val="true"/>
-        </w:rPr>
-        <w:t xml:space="preserve">בין </w:t>
-      </w:r>
-      <w:r>
-        <w:rPr>
-          <w:b w:val="false"/>
-          <w:b w:val="false"/>
-          <w:bCs w:val="false"/>
-          <w:rtl w:val="true"/>
-        </w:rPr>
-        <w:t xml:space="preserve">פרשת </w:t>
-      </w:r>
-      <w:r>
-        <w:rPr>
+          <w:rFonts w:cs="Noto Rashi Hebrew"/>
+        </w:rPr>
+      </w:pPr>
+      <w:r>
+        <w:rPr>
+          <w:rFonts w:cs="Noto Rashi Hebrew"/>
+          <w:b w:val="false"/>
+          <w:b w:val="false"/>
+          <w:bCs w:val="false"/>
+          <w:rtl w:val="true"/>
+        </w:rPr>
+        <w:t xml:space="preserve">בין פרשת </w:t>
+      </w:r>
+      <w:r>
+        <w:rPr>
+          <w:rFonts w:cs="Noto Rashi Hebrew"/>
           <w:b w:val="false"/>
           <w:bCs w:val="false"/>
           <w:rtl w:val="true"/>
@@ -1714,6 +1671,7 @@
       </w:r>
       <w:r>
         <w:rPr>
+          <w:rFonts w:cs="Noto Rashi Hebrew"/>
           <w:b w:val="false"/>
           <w:b w:val="false"/>
           <w:bCs w:val="false"/>
@@ -1723,6 +1681,7 @@
       </w:r>
       <w:r>
         <w:rPr>
+          <w:rFonts w:cs="Noto Rashi Hebrew"/>
           <w:b w:val="false"/>
           <w:bCs w:val="false"/>
           <w:rtl w:val="true"/>
@@ -1731,24 +1690,17 @@
       </w:r>
       <w:r>
         <w:rPr>
-          <w:b w:val="false"/>
-          <w:b w:val="false"/>
-          <w:bCs w:val="false"/>
-          <w:rtl w:val="true"/>
-        </w:rPr>
-        <w:t>ל</w:t>
-      </w:r>
-      <w:r>
-        <w:rPr>
-          <w:b w:val="false"/>
-          <w:b w:val="false"/>
-          <w:bCs w:val="false"/>
-          <w:rtl w:val="true"/>
-        </w:rPr>
-        <w:t xml:space="preserve">פרשת </w:t>
-      </w:r>
-      <w:r>
-        <w:rPr>
+          <w:rFonts w:cs="Noto Rashi Hebrew"/>
+          <w:b w:val="false"/>
+          <w:b w:val="false"/>
+          <w:bCs w:val="false"/>
+          <w:rtl w:val="true"/>
+        </w:rPr>
+        <w:t xml:space="preserve">לפרשת </w:t>
+      </w:r>
+      <w:r>
+        <w:rPr>
+          <w:rFonts w:cs="Noto Rashi Hebrew"/>
           <w:b w:val="false"/>
           <w:bCs w:val="false"/>
           <w:rtl w:val="true"/>
@@ -1757,6 +1709,7 @@
       </w:r>
       <w:r>
         <w:rPr>
+          <w:rFonts w:cs="Noto Rashi Hebrew"/>
           <w:b w:val="false"/>
           <w:b w:val="false"/>
           <w:bCs w:val="false"/>
@@ -1766,6 +1719,7 @@
       </w:r>
       <w:r>
         <w:rPr>
+          <w:rFonts w:cs="Noto Rashi Hebrew"/>
           <w:b w:val="false"/>
           <w:bCs w:val="false"/>
           <w:rtl w:val="true"/>
@@ -1781,30 +1735,22 @@
           <w:numId w:val="2"/>
         </w:numPr>
         <w:rPr>
-          <w:b w:val="false"/>
-          <w:bCs w:val="false"/>
-        </w:rPr>
-      </w:pPr>
-      <w:r>
-        <w:rPr>
-          <w:b w:val="false"/>
-          <w:b w:val="false"/>
-          <w:bCs w:val="false"/>
-          <w:rtl w:val="true"/>
-        </w:rPr>
-        <w:t xml:space="preserve">בין </w:t>
-      </w:r>
-      <w:r>
-        <w:rPr>
-          <w:b w:val="false"/>
-          <w:b w:val="false"/>
-          <w:bCs w:val="false"/>
-          <w:rtl w:val="true"/>
-        </w:rPr>
-        <w:t xml:space="preserve">פרשת </w:t>
-      </w:r>
-      <w:r>
-        <w:rPr>
+          <w:rFonts w:cs="Noto Rashi Hebrew"/>
+        </w:rPr>
+      </w:pPr>
+      <w:r>
+        <w:rPr>
+          <w:rFonts w:cs="Noto Rashi Hebrew"/>
+          <w:b w:val="false"/>
+          <w:b w:val="false"/>
+          <w:bCs w:val="false"/>
+          <w:rtl w:val="true"/>
+        </w:rPr>
+        <w:t xml:space="preserve">בין פרשת </w:t>
+      </w:r>
+      <w:r>
+        <w:rPr>
+          <w:rFonts w:cs="Noto Rashi Hebrew"/>
           <w:b w:val="false"/>
           <w:bCs w:val="false"/>
           <w:rtl w:val="true"/>
@@ -1813,6 +1759,7 @@
       </w:r>
       <w:r>
         <w:rPr>
+          <w:rFonts w:cs="Noto Rashi Hebrew"/>
           <w:b w:val="false"/>
           <w:b w:val="false"/>
           <w:bCs w:val="false"/>
@@ -1822,6 +1769,7 @@
       </w:r>
       <w:r>
         <w:rPr>
+          <w:rFonts w:cs="Noto Rashi Hebrew"/>
           <w:b w:val="false"/>
           <w:bCs w:val="false"/>
           <w:rtl w:val="true"/>
@@ -1830,24 +1778,17 @@
       </w:r>
       <w:r>
         <w:rPr>
-          <w:b w:val="false"/>
-          <w:b w:val="false"/>
-          <w:bCs w:val="false"/>
-          <w:rtl w:val="true"/>
-        </w:rPr>
-        <w:t>ל</w:t>
-      </w:r>
-      <w:r>
-        <w:rPr>
-          <w:b w:val="false"/>
-          <w:b w:val="false"/>
-          <w:bCs w:val="false"/>
-          <w:rtl w:val="true"/>
-        </w:rPr>
-        <w:t xml:space="preserve">ברכת </w:t>
-      </w:r>
-      <w:r>
-        <w:rPr>
+          <w:rFonts w:cs="Noto Rashi Hebrew"/>
+          <w:b w:val="false"/>
+          <w:b w:val="false"/>
+          <w:bCs w:val="false"/>
+          <w:rtl w:val="true"/>
+        </w:rPr>
+        <w:t xml:space="preserve">לברכת </w:t>
+      </w:r>
+      <w:r>
+        <w:rPr>
+          <w:rFonts w:cs="Noto Rashi Hebrew"/>
           <w:b w:val="false"/>
           <w:bCs w:val="false"/>
           <w:rtl w:val="true"/>
@@ -1856,24 +1797,17 @@
       </w:r>
       <w:r>
         <w:rPr>
-          <w:b w:val="false"/>
-          <w:b w:val="false"/>
-          <w:bCs w:val="false"/>
-          <w:rtl w:val="true"/>
-        </w:rPr>
-        <w:t>אמת ו</w:t>
-      </w:r>
-      <w:r>
-        <w:rPr>
-          <w:b w:val="false"/>
-          <w:b w:val="false"/>
-          <w:bCs w:val="false"/>
-          <w:rtl w:val="true"/>
-        </w:rPr>
-        <w:t>יציב</w:t>
-      </w:r>
-      <w:r>
-        <w:rPr>
+          <w:rFonts w:cs="Noto Rashi Hebrew"/>
+          <w:b w:val="false"/>
+          <w:b w:val="false"/>
+          <w:bCs w:val="false"/>
+          <w:rtl w:val="true"/>
+        </w:rPr>
+        <w:t>אמת ויציב</w:t>
+      </w:r>
+      <w:r>
+        <w:rPr>
+          <w:rFonts w:cs="Noto Rashi Hebrew"/>
           <w:b w:val="false"/>
           <w:bCs w:val="false"/>
           <w:rtl w:val="true"/>
@@ -1889,12 +1823,12 @@
           <w:numId w:val="2"/>
         </w:numPr>
         <w:rPr>
-          <w:b w:val="false"/>
-          <w:bCs w:val="false"/>
-        </w:rPr>
-      </w:pPr>
-      <w:r>
-        <w:rPr>
+          <w:rFonts w:cs="Noto Rashi Hebrew"/>
+        </w:rPr>
+      </w:pPr>
+      <w:r>
+        <w:rPr>
+          <w:rFonts w:cs="Noto Rashi Hebrew"/>
           <w:b w:val="false"/>
           <w:b w:val="false"/>
           <w:bCs w:val="false"/>
@@ -1904,6 +1838,7 @@
       </w:r>
       <w:r>
         <w:rPr>
+          <w:rFonts w:cs="Noto Rashi Hebrew"/>
           <w:b w:val="false"/>
           <w:bCs w:val="false"/>
           <w:rtl w:val="true"/>
@@ -1912,6 +1847,7 @@
       </w:r>
       <w:r>
         <w:rPr>
+          <w:rFonts w:cs="Noto Rashi Hebrew"/>
           <w:b w:val="false"/>
           <w:b w:val="false"/>
           <w:bCs w:val="false"/>
@@ -1921,6 +1857,7 @@
       </w:r>
       <w:r>
         <w:rPr>
+          <w:rFonts w:cs="Noto Rashi Hebrew"/>
           <w:b w:val="false"/>
           <w:bCs w:val="false"/>
           <w:rtl w:val="true"/>
@@ -1929,6 +1866,7 @@
       </w:r>
       <w:r>
         <w:rPr>
+          <w:rFonts w:cs="Noto Rashi Hebrew"/>
           <w:b w:val="false"/>
           <w:b w:val="false"/>
           <w:bCs w:val="false"/>
@@ -1938,6 +1876,7 @@
       </w:r>
       <w:r>
         <w:rPr>
+          <w:rFonts w:cs="Noto Rashi Hebrew"/>
           <w:b w:val="false"/>
           <w:bCs w:val="false"/>
           <w:rtl w:val="true"/>
@@ -1946,6 +1885,7 @@
       </w:r>
       <w:r>
         <w:rPr>
+          <w:rFonts w:cs="Noto Rashi Hebrew"/>
           <w:b w:val="false"/>
           <w:b w:val="false"/>
           <w:bCs w:val="false"/>
@@ -1955,6 +1895,7 @@
       </w:r>
       <w:r>
         <w:rPr>
+          <w:rFonts w:cs="Noto Rashi Hebrew"/>
           <w:b w:val="false"/>
           <w:bCs w:val="false"/>
           <w:rtl w:val="true"/>
@@ -1963,6 +1904,7 @@
       </w:r>
       <w:r>
         <w:rPr>
+          <w:rFonts w:cs="Noto Rashi Hebrew"/>
           <w:b w:val="false"/>
           <w:b w:val="false"/>
           <w:bCs w:val="false"/>
@@ -1972,6 +1914,7 @@
       </w:r>
       <w:r>
         <w:rPr>
+          <w:rFonts w:cs="Noto Rashi Hebrew"/>
           <w:b w:val="false"/>
           <w:bCs w:val="false"/>
           <w:rtl w:val="true"/>
@@ -1980,6 +1923,7 @@
       </w:r>
       <w:r>
         <w:rPr>
+          <w:rFonts w:cs="Noto Rashi Hebrew"/>
           <w:b w:val="false"/>
           <w:b w:val="false"/>
           <w:bCs w:val="false"/>
@@ -1989,6 +1933,7 @@
       </w:r>
       <w:r>
         <w:rPr>
+          <w:rFonts w:cs="Noto Rashi Hebrew"/>
           <w:b w:val="false"/>
           <w:bCs w:val="false"/>
           <w:rtl w:val="true"/>
@@ -1997,6 +1942,7 @@
       </w:r>
       <w:r>
         <w:rPr>
+          <w:rFonts w:cs="Noto Rashi Hebrew"/>
           <w:b w:val="false"/>
           <w:b w:val="false"/>
           <w:bCs w:val="false"/>
@@ -2006,6 +1952,7 @@
       </w:r>
       <w:r>
         <w:rPr>
+          <w:rFonts w:cs="Noto Rashi Hebrew"/>
           <w:b w:val="false"/>
           <w:bCs w:val="false"/>
           <w:rtl w:val="true"/>
@@ -2022,12 +1969,12 @@
         </w:numPr>
         <w:ind w:hanging="340" w:start="720"/>
         <w:rPr>
-          <w:b w:val="false"/>
-          <w:bCs w:val="false"/>
-        </w:rPr>
-      </w:pPr>
-      <w:r>
-        <w:rPr>
+          <w:rFonts w:cs="Noto Rashi Hebrew"/>
+        </w:rPr>
+      </w:pPr>
+      <w:r>
+        <w:rPr>
+          <w:rFonts w:cs="Noto Rashi Hebrew"/>
           <w:b w:val="false"/>
           <w:b w:val="false"/>
           <w:bCs w:val="false"/>
@@ -2037,6 +1984,7 @@
       </w:r>
       <w:r>
         <w:rPr>
+          <w:rFonts w:cs="Noto Rashi Hebrew"/>
           <w:b w:val="false"/>
           <w:bCs w:val="false"/>
           <w:rtl w:val="true"/>
@@ -2045,37 +1993,22 @@
       </w:r>
       <w:r>
         <w:rPr>
-          <w:b w:val="false"/>
-          <w:b w:val="false"/>
-          <w:bCs w:val="false"/>
-          <w:rtl w:val="true"/>
-        </w:rPr>
-        <w:t xml:space="preserve">ולכל אחד גמרא נותן שני טעמים </w:t>
-      </w:r>
-      <w:r>
-        <w:rPr>
-          <w:b w:val="false"/>
-          <w:bCs w:val="false"/>
-          <w:rtl w:val="true"/>
-        </w:rPr>
-        <w:t>[</w:t>
-      </w:r>
-      <w:r>
-        <w:rPr>
-          <w:b w:val="false"/>
-          <w:b w:val="false"/>
-          <w:bCs w:val="false"/>
-          <w:rtl w:val="true"/>
-        </w:rPr>
-        <w:t xml:space="preserve">ו – צריך לכתוב </w:t>
-      </w:r>
-      <w:r>
-        <w:rPr>
-          <w:b w:val="false"/>
-          <w:bCs w:val="false"/>
-          <w:rtl w:val="true"/>
-        </w:rPr>
-        <w:t>----!!!!]:</w:t>
+          <w:rFonts w:cs="Noto Rashi Hebrew"/>
+          <w:b w:val="false"/>
+          <w:b w:val="false"/>
+          <w:bCs w:val="false"/>
+          <w:rtl w:val="true"/>
+        </w:rPr>
+        <w:t>ולכל אחד גמרא נותן שני טעמים</w:t>
+      </w:r>
+      <w:r>
+        <w:rPr>
+          <w:rFonts w:cs="Noto Rashi Hebrew"/>
+          <w:b w:val="false"/>
+          <w:bCs w:val="false"/>
+          <w:rtl w:val="true"/>
+        </w:rPr>
+        <w:t>:</w:t>
       </w:r>
     </w:p>
     <w:p>
@@ -2086,12 +2019,12 @@
           <w:numId w:val="2"/>
         </w:numPr>
         <w:rPr>
-          <w:b w:val="false"/>
-          <w:bCs w:val="false"/>
-        </w:rPr>
-      </w:pPr>
-      <w:r>
-        <w:rPr>
+          <w:rFonts w:cs="Noto Rashi Hebrew"/>
+        </w:rPr>
+      </w:pPr>
+      <w:r>
+        <w:rPr>
+          <w:rFonts w:cs="Noto Rashi Hebrew"/>
           <w:b w:val="false"/>
           <w:b w:val="false"/>
           <w:bCs w:val="false"/>
@@ -2101,6 +2034,7 @@
       </w:r>
       <w:r>
         <w:rPr>
+          <w:rFonts w:cs="Noto Rashi Hebrew"/>
           <w:b w:val="false"/>
           <w:bCs w:val="false"/>
           <w:rtl w:val="true"/>
@@ -2109,6 +2043,7 @@
       </w:r>
       <w:r>
         <w:rPr>
+          <w:rFonts w:cs="Noto Rashi Hebrew"/>
           <w:b w:val="false"/>
           <w:b w:val="false"/>
           <w:bCs w:val="false"/>
@@ -2118,6 +2053,7 @@
       </w:r>
       <w:r>
         <w:rPr>
+          <w:rFonts w:cs="Noto Rashi Hebrew"/>
           <w:b w:val="false"/>
           <w:bCs w:val="false"/>
           <w:rtl w:val="true"/>
@@ -2126,6 +2062,7 @@
       </w:r>
       <w:r>
         <w:rPr>
+          <w:rFonts w:cs="Noto Rashi Hebrew"/>
           <w:b w:val="false"/>
           <w:b w:val="false"/>
           <w:bCs w:val="false"/>
@@ -2135,6 +2072,7 @@
       </w:r>
       <w:r>
         <w:rPr>
+          <w:rFonts w:cs="Noto Rashi Hebrew"/>
           <w:b w:val="false"/>
           <w:bCs w:val="false"/>
           <w:rtl w:val="true"/>
@@ -2143,6 +2081,7 @@
       </w:r>
       <w:r>
         <w:rPr>
+          <w:rFonts w:cs="Noto Rashi Hebrew"/>
           <w:b w:val="false"/>
           <w:b w:val="false"/>
           <w:bCs w:val="false"/>
@@ -2152,6 +2091,7 @@
       </w:r>
       <w:r>
         <w:rPr>
+          <w:rFonts w:cs="Noto Rashi Hebrew"/>
           <w:b w:val="false"/>
           <w:bCs w:val="false"/>
           <w:rtl w:val="true"/>
@@ -2167,12 +2107,14 @@
           <w:numId w:val="2"/>
         </w:numPr>
         <w:rPr>
-          <w:b w:val="false"/>
-          <w:bCs w:val="false"/>
-        </w:rPr>
-      </w:pPr>
-      <w:r>
-        <w:rPr>
+          <w:rFonts w:cs="Noto Rashi Hebrew"/>
+          <w:b w:val="false"/>
+          <w:bCs w:val="false"/>
+        </w:rPr>
+      </w:pPr>
+      <w:r>
+        <w:rPr>
+          <w:rFonts w:cs="Noto Rashi Hebrew"/>
           <w:b w:val="false"/>
           <w:b w:val="false"/>
           <w:bCs w:val="false"/>
@@ -2182,6 +2124,7 @@
       </w:r>
       <w:r>
         <w:rPr>
+          <w:rFonts w:cs="Noto Rashi Hebrew"/>
           <w:b w:val="false"/>
           <w:bCs w:val="false"/>
           <w:rtl w:val="true"/>
@@ -2190,6 +2133,7 @@
       </w:r>
       <w:r>
         <w:rPr>
+          <w:rFonts w:cs="Noto Rashi Hebrew"/>
           <w:b w:val="false"/>
           <w:b w:val="false"/>
           <w:bCs w:val="false"/>
@@ -2199,6 +2143,7 @@
       </w:r>
       <w:r>
         <w:rPr>
+          <w:rFonts w:cs="Noto Rashi Hebrew"/>
           <w:b w:val="false"/>
           <w:bCs w:val="false"/>
           <w:rtl w:val="true"/>
@@ -2207,6 +2152,7 @@
       </w:r>
       <w:r>
         <w:rPr>
+          <w:rFonts w:cs="Noto Rashi Hebrew"/>
           <w:b w:val="false"/>
           <w:b w:val="false"/>
           <w:bCs w:val="false"/>
@@ -2216,6 +2162,7 @@
       </w:r>
       <w:r>
         <w:rPr>
+          <w:rFonts w:cs="Noto Rashi Hebrew"/>
           <w:b w:val="false"/>
           <w:bCs w:val="false"/>
           <w:rtl w:val="true"/>
@@ -2224,6 +2171,7 @@
       </w:r>
       <w:r>
         <w:rPr>
+          <w:rFonts w:cs="Noto Rashi Hebrew"/>
           <w:b w:val="false"/>
           <w:b w:val="false"/>
           <w:bCs w:val="false"/>
@@ -2233,6 +2181,7 @@
       </w:r>
       <w:r>
         <w:rPr>
+          <w:rFonts w:cs="Noto Rashi Hebrew"/>
           <w:b w:val="false"/>
           <w:bCs w:val="false"/>
           <w:rtl w:val="true"/>
@@ -2241,6 +2190,7 @@
       </w:r>
       <w:r>
         <w:rPr>
+          <w:rFonts w:cs="Noto Rashi Hebrew"/>
           <w:b w:val="false"/>
           <w:b w:val="false"/>
           <w:bCs w:val="false"/>
@@ -2250,6 +2200,7 @@
       </w:r>
       <w:r>
         <w:rPr>
+          <w:rFonts w:cs="Noto Rashi Hebrew"/>
           <w:b w:val="false"/>
           <w:bCs w:val="false"/>
           <w:rtl w:val="true"/>
@@ -2258,6 +2209,7 @@
       </w:r>
       <w:r>
         <w:rPr>
+          <w:rFonts w:cs="Noto Rashi Hebrew"/>
           <w:b w:val="false"/>
           <w:b w:val="false"/>
           <w:bCs w:val="false"/>
@@ -2267,28 +2219,524 @@
       </w:r>
       <w:r>
         <w:rPr>
-          <w:b w:val="false"/>
-          <w:bCs w:val="false"/>
-          <w:rtl w:val="true"/>
-        </w:rPr>
-        <w:t xml:space="preserve">. --- </w:t>
-      </w:r>
-      <w:r>
-        <w:rPr>
-          <w:b w:val="false"/>
-          <w:b w:val="false"/>
-          <w:bCs w:val="false"/>
-          <w:rtl w:val="true"/>
-        </w:rPr>
-        <w:t>צריך לסיים</w:t>
-      </w:r>
-      <w:r>
-        <w:rPr>
-          <w:b w:val="false"/>
-          <w:bCs w:val="false"/>
-          <w:rtl w:val="true"/>
-        </w:rPr>
-        <w:t>.!!!</w:t>
+          <w:rFonts w:cs="Noto Rashi Hebrew"/>
+          <w:b w:val="false"/>
+          <w:bCs w:val="false"/>
+          <w:rtl w:val="true"/>
+        </w:rPr>
+        <w:t>.</w:t>
+      </w:r>
+    </w:p>
+    <w:p>
+      <w:pPr>
+        <w:pStyle w:val="FootnoteText"/>
+        <w:numPr>
+          <w:ilvl w:val="2"/>
+          <w:numId w:val="2"/>
+        </w:numPr>
+        <w:rPr>
+          <w:rFonts w:cs="Noto Rashi Hebrew"/>
+          <w:b w:val="false"/>
+          <w:bCs w:val="false"/>
+        </w:rPr>
+      </w:pPr>
+      <w:r>
+        <w:rPr>
+          <w:rFonts w:cs="Noto Rashi Hebrew"/>
+          <w:b w:val="false"/>
+          <w:b w:val="false"/>
+          <w:bCs w:val="false"/>
+          <w:rtl w:val="true"/>
+        </w:rPr>
+        <w:t xml:space="preserve">פרשת </w:t>
+      </w:r>
+      <w:r>
+        <w:rPr>
+          <w:rFonts w:cs="Noto Rashi Hebrew"/>
+          <w:b w:val="false"/>
+          <w:bCs w:val="false"/>
+          <w:rtl w:val="true"/>
+        </w:rPr>
+        <w:t>"</w:t>
+      </w:r>
+      <w:r>
+        <w:rPr>
+          <w:rFonts w:cs="Noto Rashi Hebrew"/>
+          <w:b w:val="false"/>
+          <w:b w:val="false"/>
+          <w:bCs w:val="false"/>
+          <w:rtl w:val="true"/>
+        </w:rPr>
+        <w:t>שמע ישראל</w:t>
+      </w:r>
+      <w:r>
+        <w:rPr>
+          <w:rFonts w:cs="Noto Rashi Hebrew"/>
+          <w:b w:val="false"/>
+          <w:bCs w:val="false"/>
+          <w:rtl w:val="true"/>
+        </w:rPr>
+        <w:t xml:space="preserve">" </w:t>
+      </w:r>
+      <w:r>
+        <w:rPr>
+          <w:rFonts w:cs="Noto Rashi Hebrew"/>
+          <w:b w:val="false"/>
+          <w:b w:val="false"/>
+          <w:bCs w:val="false"/>
+          <w:rtl w:val="true"/>
+        </w:rPr>
+        <w:t>יש בו ללמוד</w:t>
+      </w:r>
+      <w:r>
+        <w:rPr>
+          <w:rFonts w:cs="Noto Rashi Hebrew"/>
+          <w:b w:val="false"/>
+          <w:bCs w:val="false"/>
+          <w:rtl w:val="true"/>
+        </w:rPr>
+        <w:t xml:space="preserve">, </w:t>
+      </w:r>
+      <w:r>
+        <w:rPr>
+          <w:rFonts w:cs="Noto Rashi Hebrew"/>
+          <w:b w:val="false"/>
+          <w:b w:val="false"/>
+          <w:bCs w:val="false"/>
+          <w:rtl w:val="true"/>
+        </w:rPr>
+        <w:t>ללמד</w:t>
+      </w:r>
+      <w:r>
+        <w:rPr>
+          <w:rFonts w:cs="Noto Rashi Hebrew"/>
+          <w:b w:val="false"/>
+          <w:bCs w:val="false"/>
+          <w:rtl w:val="true"/>
+        </w:rPr>
+        <w:t xml:space="preserve">, </w:t>
+      </w:r>
+      <w:r>
+        <w:rPr>
+          <w:rFonts w:cs="Noto Rashi Hebrew"/>
+          <w:b w:val="false"/>
+          <w:b w:val="false"/>
+          <w:bCs w:val="false"/>
+          <w:rtl w:val="true"/>
+        </w:rPr>
+        <w:t>ולעשות</w:t>
+      </w:r>
+      <w:r>
+        <w:rPr>
+          <w:rFonts w:cs="Noto Rashi Hebrew"/>
+          <w:b w:val="false"/>
+          <w:bCs w:val="false"/>
+          <w:rtl w:val="true"/>
+        </w:rPr>
+        <w:t xml:space="preserve">, </w:t>
+      </w:r>
+      <w:r>
+        <w:rPr>
+          <w:rFonts w:cs="Noto Rashi Hebrew"/>
+          <w:b w:val="false"/>
+          <w:b w:val="false"/>
+          <w:bCs w:val="false"/>
+          <w:rtl w:val="true"/>
+        </w:rPr>
+        <w:t xml:space="preserve">ופרשת </w:t>
+      </w:r>
+      <w:r>
+        <w:rPr>
+          <w:rFonts w:cs="Noto Rashi Hebrew"/>
+          <w:b w:val="false"/>
+          <w:bCs w:val="false"/>
+          <w:rtl w:val="true"/>
+        </w:rPr>
+        <w:t>"</w:t>
+      </w:r>
+      <w:r>
+        <w:rPr>
+          <w:rFonts w:cs="Noto Rashi Hebrew"/>
+          <w:b w:val="false"/>
+          <w:b w:val="false"/>
+          <w:bCs w:val="false"/>
+          <w:rtl w:val="true"/>
+        </w:rPr>
+        <w:t>והיה אם שמוע</w:t>
+      </w:r>
+      <w:r>
+        <w:rPr>
+          <w:rFonts w:cs="Noto Rashi Hebrew"/>
+          <w:b w:val="false"/>
+          <w:bCs w:val="false"/>
+          <w:rtl w:val="true"/>
+        </w:rPr>
+        <w:t xml:space="preserve">" </w:t>
+      </w:r>
+      <w:r>
+        <w:rPr>
+          <w:rFonts w:cs="Noto Rashi Hebrew"/>
+          <w:b w:val="false"/>
+          <w:b w:val="false"/>
+          <w:bCs w:val="false"/>
+          <w:rtl w:val="true"/>
+        </w:rPr>
+        <w:t>יש בו רק ללמד וללמד</w:t>
+      </w:r>
+      <w:r>
+        <w:rPr>
+          <w:rFonts w:cs="Noto Rashi Hebrew"/>
+          <w:b w:val="false"/>
+          <w:bCs w:val="false"/>
+          <w:rtl w:val="true"/>
+        </w:rPr>
+        <w:t>.</w:t>
+      </w:r>
+    </w:p>
+    <w:p>
+      <w:pPr>
+        <w:pStyle w:val="FootnoteText"/>
+        <w:numPr>
+          <w:ilvl w:val="1"/>
+          <w:numId w:val="2"/>
+        </w:numPr>
+        <w:rPr>
+          <w:rFonts w:cs="Noto Rashi Hebrew"/>
+          <w:b w:val="false"/>
+          <w:bCs w:val="false"/>
+        </w:rPr>
+      </w:pPr>
+      <w:r>
+        <w:rPr>
+          <w:rFonts w:cs="Noto Rashi Hebrew"/>
+          <w:b w:val="false"/>
+          <w:b w:val="false"/>
+          <w:bCs w:val="false"/>
+          <w:rtl w:val="true"/>
+        </w:rPr>
+        <w:t xml:space="preserve">פרשת </w:t>
+      </w:r>
+      <w:r>
+        <w:rPr>
+          <w:rFonts w:cs="Noto Rashi Hebrew"/>
+          <w:b w:val="false"/>
+          <w:bCs w:val="false"/>
+          <w:rtl w:val="true"/>
+        </w:rPr>
+        <w:t>"</w:t>
+      </w:r>
+      <w:r>
+        <w:rPr>
+          <w:rFonts w:cs="Noto Rashi Hebrew"/>
+          <w:b w:val="false"/>
+          <w:b w:val="false"/>
+          <w:bCs w:val="false"/>
+          <w:rtl w:val="true"/>
+        </w:rPr>
+        <w:t>והיה אם שמוע</w:t>
+      </w:r>
+      <w:r>
+        <w:rPr>
+          <w:rFonts w:cs="Noto Rashi Hebrew"/>
+          <w:b w:val="false"/>
+          <w:bCs w:val="false"/>
+          <w:rtl w:val="true"/>
+        </w:rPr>
+        <w:t xml:space="preserve">" </w:t>
+      </w:r>
+      <w:r>
+        <w:rPr>
+          <w:rFonts w:cs="Noto Rashi Hebrew"/>
+          <w:b w:val="false"/>
+          <w:b w:val="false"/>
+          <w:bCs w:val="false"/>
+          <w:rtl w:val="true"/>
+        </w:rPr>
+        <w:t xml:space="preserve">קודמת לפרשת </w:t>
+      </w:r>
+      <w:r>
+        <w:rPr>
+          <w:rFonts w:cs="Noto Rashi Hebrew"/>
+          <w:b w:val="false"/>
+          <w:bCs w:val="false"/>
+          <w:rtl w:val="true"/>
+        </w:rPr>
+        <w:t>"</w:t>
+      </w:r>
+      <w:r>
+        <w:rPr>
+          <w:rFonts w:cs="Noto Rashi Hebrew"/>
+          <w:b w:val="false"/>
+          <w:b w:val="false"/>
+          <w:bCs w:val="false"/>
+          <w:rtl w:val="true"/>
+        </w:rPr>
+        <w:t>ויאמר</w:t>
+      </w:r>
+      <w:r>
+        <w:rPr>
+          <w:rFonts w:cs="Noto Rashi Hebrew"/>
+          <w:b w:val="false"/>
+          <w:bCs w:val="false"/>
+          <w:rtl w:val="true"/>
+        </w:rPr>
+        <w:t>.”</w:t>
+      </w:r>
+    </w:p>
+    <w:p>
+      <w:pPr>
+        <w:pStyle w:val="FootnoteText"/>
+        <w:numPr>
+          <w:ilvl w:val="2"/>
+          <w:numId w:val="2"/>
+        </w:numPr>
+        <w:rPr>
+          <w:rFonts w:cs="Noto Rashi Hebrew"/>
+          <w:b w:val="false"/>
+          <w:bCs w:val="false"/>
+        </w:rPr>
+      </w:pPr>
+      <w:r>
+        <w:rPr>
+          <w:rFonts w:cs="Noto Rashi Hebrew"/>
+          <w:b w:val="false"/>
+          <w:b w:val="false"/>
+          <w:bCs w:val="false"/>
+          <w:rtl w:val="true"/>
+        </w:rPr>
+        <w:t xml:space="preserve">פרשת </w:t>
+      </w:r>
+      <w:r>
+        <w:rPr>
+          <w:rFonts w:cs="Noto Rashi Hebrew"/>
+          <w:b w:val="false"/>
+          <w:bCs w:val="false"/>
+          <w:rtl w:val="true"/>
+        </w:rPr>
+        <w:t>"</w:t>
+      </w:r>
+      <w:r>
+        <w:rPr>
+          <w:rFonts w:cs="Noto Rashi Hebrew"/>
+          <w:b w:val="false"/>
+          <w:b w:val="false"/>
+          <w:bCs w:val="false"/>
+          <w:rtl w:val="true"/>
+        </w:rPr>
+        <w:t>והיה אם שמוע</w:t>
+      </w:r>
+      <w:r>
+        <w:rPr>
+          <w:rFonts w:cs="Noto Rashi Hebrew"/>
+          <w:b w:val="false"/>
+          <w:bCs w:val="false"/>
+          <w:rtl w:val="true"/>
+        </w:rPr>
+        <w:t xml:space="preserve">" </w:t>
+      </w:r>
+      <w:r>
+        <w:rPr>
+          <w:rFonts w:cs="Noto Rashi Hebrew"/>
+          <w:b w:val="false"/>
+          <w:b w:val="false"/>
+          <w:bCs w:val="false"/>
+          <w:rtl w:val="true"/>
+        </w:rPr>
+        <w:t>מדבר על דבר שנוהג בין ביום ובין בלילה</w:t>
+      </w:r>
+      <w:r>
+        <w:rPr>
+          <w:rFonts w:cs="Noto Rashi Hebrew"/>
+          <w:b w:val="false"/>
+          <w:bCs w:val="false"/>
+          <w:rtl w:val="true"/>
+        </w:rPr>
+        <w:t xml:space="preserve">, </w:t>
+      </w:r>
+      <w:r>
+        <w:rPr>
+          <w:rFonts w:cs="Noto Rashi Hebrew"/>
+          <w:b w:val="false"/>
+          <w:b w:val="false"/>
+          <w:bCs w:val="false"/>
+          <w:rtl w:val="true"/>
+        </w:rPr>
+        <w:t xml:space="preserve">ופרשת </w:t>
+      </w:r>
+      <w:r>
+        <w:rPr>
+          <w:rFonts w:cs="Noto Rashi Hebrew"/>
+          <w:b w:val="false"/>
+          <w:bCs w:val="false"/>
+          <w:rtl w:val="true"/>
+        </w:rPr>
+        <w:t>"</w:t>
+      </w:r>
+      <w:r>
+        <w:rPr>
+          <w:rFonts w:cs="Noto Rashi Hebrew"/>
+          <w:b w:val="false"/>
+          <w:b w:val="false"/>
+          <w:bCs w:val="false"/>
+          <w:rtl w:val="true"/>
+        </w:rPr>
+        <w:t>ויאמר</w:t>
+      </w:r>
+      <w:r>
+        <w:rPr>
+          <w:rFonts w:cs="Noto Rashi Hebrew"/>
+          <w:b w:val="false"/>
+          <w:bCs w:val="false"/>
+          <w:rtl w:val="true"/>
+        </w:rPr>
+        <w:t xml:space="preserve">" </w:t>
+      </w:r>
+      <w:r>
+        <w:rPr>
+          <w:rFonts w:cs="Noto Rashi Hebrew"/>
+          <w:b w:val="false"/>
+          <w:b w:val="false"/>
+          <w:bCs w:val="false"/>
+          <w:rtl w:val="true"/>
+        </w:rPr>
+        <w:t>מדבר על דבר שנוהג רק ביום</w:t>
+      </w:r>
+      <w:r>
+        <w:rPr>
+          <w:rFonts w:cs="Noto Rashi Hebrew"/>
+          <w:b w:val="false"/>
+          <w:bCs w:val="false"/>
+          <w:rtl w:val="true"/>
+        </w:rPr>
+        <w:t>.</w:t>
+      </w:r>
+    </w:p>
+    <w:p>
+      <w:pPr>
+        <w:pStyle w:val="FootnoteText"/>
+        <w:numPr>
+          <w:ilvl w:val="2"/>
+          <w:numId w:val="2"/>
+        </w:numPr>
+        <w:rPr>
+          <w:rFonts w:cs="Noto Rashi Hebrew"/>
+          <w:b w:val="false"/>
+          <w:bCs w:val="false"/>
+        </w:rPr>
+      </w:pPr>
+      <w:r>
+        <w:rPr>
+          <w:rFonts w:cs="Noto Rashi Hebrew"/>
+          <w:b w:val="false"/>
+          <w:b w:val="false"/>
+          <w:bCs w:val="false"/>
+          <w:rtl w:val="true"/>
+        </w:rPr>
+        <w:t xml:space="preserve">פרשת </w:t>
+      </w:r>
+      <w:r>
+        <w:rPr>
+          <w:rFonts w:cs="Noto Rashi Hebrew"/>
+          <w:b w:val="false"/>
+          <w:bCs w:val="false"/>
+          <w:rtl w:val="true"/>
+        </w:rPr>
+        <w:t>"</w:t>
+      </w:r>
+      <w:r>
+        <w:rPr>
+          <w:rFonts w:cs="Noto Rashi Hebrew"/>
+          <w:b w:val="false"/>
+          <w:b w:val="false"/>
+          <w:bCs w:val="false"/>
+          <w:rtl w:val="true"/>
+        </w:rPr>
+        <w:t>והיה אם שמוע</w:t>
+      </w:r>
+      <w:r>
+        <w:rPr>
+          <w:rFonts w:cs="Noto Rashi Hebrew"/>
+          <w:b w:val="false"/>
+          <w:bCs w:val="false"/>
+          <w:rtl w:val="true"/>
+        </w:rPr>
+        <w:t xml:space="preserve">" </w:t>
+      </w:r>
+      <w:r>
+        <w:rPr>
+          <w:rFonts w:cs="Noto Rashi Hebrew"/>
+          <w:b w:val="false"/>
+          <w:b w:val="false"/>
+          <w:bCs w:val="false"/>
+          <w:rtl w:val="true"/>
+        </w:rPr>
+        <w:t>יש בו ללמד ולעשות</w:t>
+      </w:r>
+      <w:r>
+        <w:rPr>
+          <w:rFonts w:cs="Noto Rashi Hebrew"/>
+          <w:b w:val="false"/>
+          <w:bCs w:val="false"/>
+          <w:rtl w:val="true"/>
+        </w:rPr>
+        <w:t xml:space="preserve">, </w:t>
+      </w:r>
+      <w:r>
+        <w:rPr>
+          <w:rFonts w:cs="Noto Rashi Hebrew"/>
+          <w:b w:val="false"/>
+          <w:b w:val="false"/>
+          <w:bCs w:val="false"/>
+          <w:rtl w:val="true"/>
+        </w:rPr>
+        <w:t xml:space="preserve">ופרשת </w:t>
+      </w:r>
+      <w:r>
+        <w:rPr>
+          <w:rFonts w:cs="Noto Rashi Hebrew"/>
+          <w:b w:val="false"/>
+          <w:bCs w:val="false"/>
+          <w:rtl w:val="true"/>
+        </w:rPr>
+        <w:t>"</w:t>
+      </w:r>
+      <w:r>
+        <w:rPr>
+          <w:rFonts w:cs="Noto Rashi Hebrew"/>
+          <w:b w:val="false"/>
+          <w:b w:val="false"/>
+          <w:bCs w:val="false"/>
+          <w:rtl w:val="true"/>
+        </w:rPr>
+        <w:t>ויאמר</w:t>
+      </w:r>
+      <w:r>
+        <w:rPr>
+          <w:rFonts w:cs="Noto Rashi Hebrew"/>
+          <w:b w:val="false"/>
+          <w:bCs w:val="false"/>
+          <w:rtl w:val="true"/>
+        </w:rPr>
+        <w:t xml:space="preserve">" </w:t>
+      </w:r>
+      <w:r>
+        <w:rPr>
+          <w:rFonts w:cs="Noto Rashi Hebrew"/>
+          <w:b w:val="false"/>
+          <w:b w:val="false"/>
+          <w:bCs w:val="false"/>
+          <w:rtl w:val="true"/>
+        </w:rPr>
+        <w:t>יש בו רק לעשות</w:t>
+      </w:r>
+      <w:r>
+        <w:rPr>
+          <w:rFonts w:cs="Noto Rashi Hebrew"/>
+          <w:b w:val="false"/>
+          <w:bCs w:val="false"/>
+          <w:rtl w:val="true"/>
+        </w:rPr>
+        <w:t>.</w:t>
       </w:r>
     </w:p>
   </w:footnote>
@@ -2617,15 +3065,15 @@
       <w:szCs w:val="28"/>
     </w:rPr>
   </w:style>
-  <w:style w:type="character" w:styleId="FootnoteCharactersuser">
-    <w:name w:val="Footnote Characters (user)"/>
+  <w:style w:type="character" w:styleId="FootnoteCharacters">
+    <w:name w:val="Footnote Characters"/>
     <w:qFormat/>
     <w:rPr>
       <w:vertAlign w:val="superscript"/>
     </w:rPr>
   </w:style>
-  <w:style w:type="character" w:styleId="FootnoteCharacters">
-    <w:name w:val="Footnote Characters"/>
+  <w:style w:type="character" w:styleId="FootnoteCharactersuser">
+    <w:name w:val="Footnote Characters (user)"/>
     <w:qFormat/>
     <w:rPr>
       <w:vertAlign w:val="superscript"/>
@@ -2637,11 +3085,18 @@
       <w:vertAlign w:val="superscript"/>
     </w:rPr>
   </w:style>
-  <w:style w:type="character" w:styleId="Bulletsuser">
-    <w:name w:val="Bullets (user)"/>
+  <w:style w:type="character" w:styleId="Bullets">
+    <w:name w:val="Bullets"/>
     <w:qFormat/>
     <w:rPr>
       <w:rFonts w:ascii="OpenSymbol" w:hAnsi="OpenSymbol" w:eastAsia="OpenSymbol" w:cs="OpenSymbol"/>
+    </w:rPr>
+  </w:style>
+  <w:style w:type="character" w:styleId="EndnoteCharactersuser">
+    <w:name w:val="Endnote Characters (user)"/>
+    <w:qFormat/>
+    <w:rPr>
+      <w:vertAlign w:val="superscript"/>
     </w:rPr>
   </w:style>
   <w:style w:type="character" w:styleId="EndnoteCharacters">
@@ -2650,11 +3105,6 @@
     <w:rPr>
       <w:vertAlign w:val="superscript"/>
     </w:rPr>
-  </w:style>
-  <w:style w:type="character" w:styleId="EndnoteCharactersuser">
-    <w:name w:val="Endnote Characters (user)"/>
-    <w:qFormat/>
-    <w:rPr/>
   </w:style>
   <w:style w:type="character" w:styleId="EndnoteReference">
     <w:name w:val="endnote reference"/>
@@ -2666,8 +3116,8 @@
     <w:name w:val="line number"/>
     <w:rPr/>
   </w:style>
-  <w:style w:type="character" w:styleId="Bullets">
-    <w:name w:val="Bullets"/>
+  <w:style w:type="character" w:styleId="Bulletsuser">
+    <w:name w:val="Bullets (user)"/>
     <w:qFormat/>
     <w:rPr>
       <w:rFonts w:ascii="OpenSymbol" w:hAnsi="OpenSymbol" w:eastAsia="OpenSymbol" w:cs="OpenSymbol"/>
@@ -2746,8 +3196,8 @@
       <w:szCs w:val="20"/>
     </w:rPr>
   </w:style>
-  <w:style w:type="paragraph" w:styleId="FrameContentsuser">
-    <w:name w:val="Frame Contents (user)"/>
+  <w:style w:type="paragraph" w:styleId="FrameContents">
+    <w:name w:val="Frame Contents"/>
     <w:basedOn w:val="Normal"/>
     <w:qFormat/>
     <w:pPr/>
